--- a/applications/american-bath-group-paid-media-specialist/cover-letter.docx
+++ b/applications/american-bath-group-paid-media-specialist/cover-letter.docx
@@ -107,7 +107,7 @@
           <w:b w:val="0"/>
           <w:color w:val="1A1A1A"/>
         </w:rPr>
-        <w:t>At Level Agency I led paid, inbound, and content strategy for client accounts, ran A/B-tested LinkedIn campaigns against highly researched audiences, advised on ad-spend allocation, and reported on CAC, LTV, ROI, and conversion. At a performance marketing agency before that, I analyzed campaign results and turned them into optimization recommendations across paid media and creative. I hold the Meta Ads certification, set up GA4 and Google Tag Manager on every site I build so tracking is right from the first click, and launched e-commerce storefronts for retail businesses at Wix. I also work every day with plumbing and HVAC contractors, the trades that install your products. I'll be straightforward that I haven't managed a large DTC Google and Meta budget on my own, and I'd bring the testing discipline and hands-on habits to grow into that quickly.</w:t>
+        <w:t>At Level Agency I led paid, inbound, and content strategy for client accounts, ran A/B-tested LinkedIn campaigns against highly researched audiences, advised on ad-spend allocation, and reported on CAC, LTV, ROI, and conversion. At a performance marketing agency before that, I analyzed campaign results and turned them into optimization recommendations across paid media and creative. I hold the Meta Ads certification, set up GA4 and Google Tag Manager on every site I build so tracking is right from the first click, and launched e-commerce storefronts for retail businesses at Wix. My consulting clients also include plumbing and HVAC contractors, the trades that install your products. I'll be straightforward that I haven't managed a large DTC Google and Meta budget on my own, and I'd bring the testing discipline and hands-on habits to grow into that quickly.</w:t>
       </w:r>
     </w:p>
     <w:p>
